--- a/templates/nasp.docx
+++ b/templates/nasp.docx
@@ -18,17 +18,17 @@
         <w:tblLook w:val="04A0" w:firstRow="1" w:lastRow="0" w:firstColumn="1" w:lastColumn="0" w:noHBand="0" w:noVBand="1"/>
       </w:tblPr>
       <w:tblGrid>
-        <w:gridCol w:w="3600"/>
-        <w:gridCol w:w="2160"/>
+        <w:gridCol w:w="4320"/>
+        <w:gridCol w:w="2304"/>
       </w:tblGrid>
       <w:tr>
         <w:tc>
           <w:tcPr>
-            <w:tcW w:w="3600" w:type="dxa"/>
+            <w:tcW w:w="4320" w:type="dxa"/>
           </w:tcPr>
           <w:p>
             <w:pPr>
-              <w:jc w:val="both"/>
+              <w:jc w:val="left"/>
               <w:rPr>
                 <w:sz w:val="18"/>
                 <w:szCs w:val="18"/>
@@ -39,12 +39,26 @@
                 <w:sz w:val="18"/>
                 <w:szCs w:val="18"/>
               </w:rPr>
-              <w:t xml:space="preserve">Graduate School of Applied and Professional Psychology </w:t>
+              <w:t xml:space="preserve">Graduate School of Applied and</w:t>
+            </w:r>
+            <w:r>
+              <w:rPr>
+                <w:sz w:val="18"/>
+                <w:szCs w:val="18"/>
+              </w:rPr>
+              <w:br/>
+            </w:r>
+            <w:r>
+              <w:rPr>
+                <w:sz w:val="18"/>
+                <w:szCs w:val="18"/>
+              </w:rPr>
+              <w:t>Professional Psychology</w:t>
             </w:r>
           </w:p>
           <w:p>
             <w:pPr>
-              <w:jc w:val="both"/>
+              <w:jc w:val="left"/>
               <w:rPr>
                 <w:sz w:val="18"/>
                 <w:szCs w:val="18"/>
@@ -55,12 +69,28 @@
                 <w:sz w:val="18"/>
                 <w:szCs w:val="18"/>
               </w:rPr>
-              <w:t xml:space="preserve">Rutgers, The State University of New Jersey 152 Frelinghuysen Rd </w:t>
+              <w:t xml:space="preserve">Rutgers, The State University of New Jersey</w:t>
             </w:r>
           </w:p>
           <w:p>
             <w:pPr>
-              <w:jc w:val="both"/>
+              <w:jc w:val="left"/>
+              <w:rPr>
+                <w:sz w:val="18"/>
+                <w:szCs w:val="18"/>
+              </w:rPr>
+            </w:pPr>
+            <w:r>
+              <w:rPr>
+                <w:sz w:val="18"/>
+                <w:szCs w:val="18"/>
+              </w:rPr>
+              <w:t xml:space="preserve">152 Frelinghuysen Rd</w:t>
+            </w:r>
+          </w:p>
+          <w:p>
+            <w:pPr>
+              <w:jc w:val="left"/>
               <w:rPr>
                 <w:sz w:val="18"/>
                 <w:szCs w:val="18"/>
@@ -76,7 +106,7 @@
           </w:p>
           <w:p>
             <w:pPr>
-              <w:jc w:val="both"/>
+              <w:jc w:val="left"/>
               <w:rPr>
                 <w:sz w:val="18"/>
                 <w:szCs w:val="18"/>
@@ -86,7 +116,7 @@
         </w:tc>
         <w:tc>
           <w:tcPr>
-            <w:tcW w:w="2160" w:type="dxa"/>
+            <w:tcW w:w="2304" w:type="dxa"/>
           </w:tcPr>
           <w:p>
             <w:pPr>
@@ -100,7 +130,7 @@
                 <w:sz w:val="16"/>
                 <w:szCs w:val="16"/>
               </w:rPr>
-              <w:t xml:space="preserve">        http://gsapp.rutgers.edu</w:t>
+              <w:t xml:space="preserve">http://gsapp.rutgers.edu</w:t>
             </w:r>
           </w:p>
           <w:p>
@@ -115,7 +145,7 @@
                 <w:sz w:val="16"/>
                 <w:szCs w:val="16"/>
               </w:rPr>
-              <w:t xml:space="preserve">        Phone: </w:t>
+              <w:t xml:space="preserve">Phone: </w:t>
             </w:r>
             <w:r>
               <w:rPr>
@@ -158,7 +188,7 @@
                 <w:sz w:val="16"/>
                 <w:szCs w:val="16"/>
               </w:rPr>
-              <w:t xml:space="preserve">        Fax: </w:t>
+              <w:t xml:space="preserve">Fax: </w:t>
             </w:r>
             <w:r>
               <w:rPr>
@@ -772,7 +802,7 @@
           <wp:anchor distT="0" distB="0" distL="114300" distR="114300" simplePos="0" relativeHeight="251666432" behindDoc="0" locked="0" layoutInCell="1" allowOverlap="1" wp14:anchorId="440385A6" wp14:editId="0C95ACE1">
             <wp:simplePos x="0" y="0"/>
             <wp:positionH relativeFrom="margin">
-              <wp:posOffset>3670300</wp:posOffset>
+              <wp:posOffset>4343400</wp:posOffset>
             </wp:positionH>
             <wp:positionV relativeFrom="paragraph">
               <wp:posOffset>114935</wp:posOffset>
